--- a/www/content/abdomen-pelvis/Relations of kidney.docx
+++ b/www/content/abdomen-pelvis/Relations of kidney.docx
@@ -23,109 +23,78 @@
         <w:t>[SVG]</w:t>
       </w:r>
       <w:r>
-        <w:t xml:space="preserve"> </w:t>
-      </w:r>
-      <w:r>
-        <w:t xml:space="preserve">anterior relation of </w:t>
-      </w:r>
-      <w:proofErr w:type="spellStart"/>
-      <w:r>
-        <w:t>kidneys</w:t>
+        <w:t xml:space="preserve"> anterior relation of kidneys</w:t>
+      </w:r>
+      <w:r>
+        <w:t xml:space="preserve">.svg </w:t>
+      </w:r>
+    </w:p>
+    <w:p>
+      <w:r>
+        <w:t>[YOUTUBE]</w:t>
+      </w:r>
+      <w:r>
+        <w:t xml:space="preserve"> https://www.youtube.com/watch?v=ysudCcIuDLQ</w:t>
+      </w:r>
+    </w:p>
+    <w:p>
+      <w:pPr>
+        <w:pStyle w:val="Heading3"/>
+      </w:pPr>
+      <w:r>
+        <w:t>Intervening peritoneum present</w:t>
+      </w:r>
+    </w:p>
+    <w:p>
+      <w:r>
+        <w:t>Stomach, spleen and jejunum</w:t>
+      </w:r>
+    </w:p>
+    <w:p>
+      <w:r>
+        <w:t>Liver and coils of intestine are separated from kidney by intervening peritoneum</w:t>
+      </w:r>
+    </w:p>
+    <w:p>
+      <w:pPr>
+        <w:pStyle w:val="Heading3"/>
+      </w:pPr>
+      <w:r>
+        <w:t>No intervening peritoneum</w:t>
+      </w:r>
+    </w:p>
+    <w:p>
+      <w:r>
+        <w:t>Suprarenal gland, duodenum and right colic flexure</w:t>
+      </w:r>
+    </w:p>
+    <w:p>
+      <w:r>
+        <w:t>Directly present on the anterior surface of kidney</w:t>
+      </w:r>
+    </w:p>
+    <w:p>
+      <w:r>
+        <w:t xml:space="preserve">Posterior relations of kidney </w:t>
+      </w:r>
+    </w:p>
+    <w:p>
+      <w:r>
+        <w:t xml:space="preserve">[SVG] </w:t>
+      </w:r>
+      <w:r>
+        <w:t>posterior relations</w:t>
       </w:r>
       <w:r>
         <w:t>.svg</w:t>
       </w:r>
-      <w:proofErr w:type="spellEnd"/>
-      <w:r>
-        <w:t xml:space="preserve"> </w:t>
-      </w:r>
     </w:p>
     <w:p>
       <w:r>
         <w:t>[YOUTUBE]</w:t>
       </w:r>
       <w:r>
-        <w:t xml:space="preserve"> </w:t>
-      </w:r>
-      <w:r>
-        <w:t>https://www.youtube.com/watch?v=ysudCcIuDLQ</w:t>
-      </w:r>
-    </w:p>
-    <w:p>
-      <w:pPr>
-        <w:pStyle w:val="Heading3"/>
-      </w:pPr>
-      <w:r>
-        <w:t>Intervening peritoneum present</w:t>
-      </w:r>
-    </w:p>
-    <w:p>
-      <w:r>
-        <w:t>Stomach, spleen and jejunum</w:t>
-      </w:r>
-    </w:p>
-    <w:p>
-      <w:r>
-        <w:t xml:space="preserve">Liver and coils of </w:t>
-      </w:r>
-      <w:r>
-        <w:t>intestine a</w:t>
-      </w:r>
-      <w:r>
-        <w:t xml:space="preserve">re separated from kidney by intervening </w:t>
-      </w:r>
-      <w:r>
-        <w:t>peritoneum</w:t>
-      </w:r>
-    </w:p>
-    <w:p>
-      <w:pPr>
-        <w:pStyle w:val="Heading3"/>
-      </w:pPr>
-      <w:r>
-        <w:t>No intervening peritoneum</w:t>
-      </w:r>
-    </w:p>
-    <w:p>
-      <w:r>
-        <w:t>Suprarenal gland, duodenum and right colic flexure</w:t>
-      </w:r>
-    </w:p>
-    <w:p>
-      <w:r>
-        <w:t>Directly present on the anterior surface of kidney</w:t>
-      </w:r>
-    </w:p>
-    <w:p>
-      <w:r>
-        <w:t xml:space="preserve">Posterior relations of kidney </w:t>
-      </w:r>
-    </w:p>
-    <w:p>
-      <w:r>
-        <w:t xml:space="preserve">[SVG] </w:t>
-      </w:r>
-      <w:r>
-        <w:t xml:space="preserve">posterior </w:t>
-      </w:r>
-      <w:proofErr w:type="spellStart"/>
-      <w:r>
-        <w:t>relations</w:t>
-      </w:r>
-      <w:r>
-        <w:t>.svg</w:t>
-      </w:r>
-      <w:proofErr w:type="spellEnd"/>
-    </w:p>
-    <w:p>
-      <w:r>
-        <w:t>[YOUTUBE]</w:t>
-      </w:r>
-      <w:r>
-        <w:t xml:space="preserve"> </w:t>
-      </w:r>
-      <w:r>
-        <w:t>https://www.youtube.com/watch?v=Fsz1Fbi3ZQU</w:t>
+        <w:t xml:space="preserve"> https://www.youtube.com/watch?v=Fsz1Fbi3ZQU</w:t>
       </w:r>
     </w:p>
     <w:p>
@@ -237,15 +206,7 @@
       </w:r>
       <w:r>
         <w:br/>
-        <w:t xml:space="preserve">D. </w:t>
-      </w:r>
-      <w:proofErr w:type="gramStart"/>
-      <w:r>
-        <w:t>Duodenum[</w:t>
-      </w:r>
-      <w:proofErr w:type="gramEnd"/>
-      <w:r>
-        <w:t>CORRECT]</w:t>
+        <w:t>D. Duodenum[CORRECT]</w:t>
       </w:r>
     </w:p>
     <w:p>
@@ -270,15 +231,7 @@
       </w:r>
       <w:r>
         <w:lastRenderedPageBreak/>
-        <w:t xml:space="preserve">C. Subcostal </w:t>
-      </w:r>
-      <w:proofErr w:type="gramStart"/>
-      <w:r>
-        <w:t>nerve[</w:t>
-      </w:r>
-      <w:proofErr w:type="gramEnd"/>
-      <w:r>
-        <w:t>CORRECT]</w:t>
+        <w:t>C. Subcostal nerve[CORRECT]</w:t>
       </w:r>
       <w:r>
         <w:br/>
@@ -287,10 +240,7 @@
     </w:p>
     <w:p>
       <w:r>
-        <w:t>____</w:t>
-      </w:r>
-      <w:r>
-        <w:t>MCQ_END____</w:t>
+        <w:t>____MCQ_END____</w:t>
       </w:r>
     </w:p>
     <w:sectPr>
@@ -1213,6 +1163,7 @@
   <w:style w:type="character" w:default="1" w:styleId="DefaultParagraphFont">
     <w:name w:val="Default Paragraph Font"/>
     <w:uiPriority w:val="1"/>
+    <w:semiHidden/>
     <w:unhideWhenUsed/>
   </w:style>
   <w:style w:type="table" w:default="1" w:styleId="TableNormal">
